--- a/text/part1/10Warlock.docx
+++ b/text/part1/10Warlock.docx
@@ -1963,10 +1963,10 @@
         <w:t>изменилась</w:t>
       </w:r>
       <w:r>
-        <w:t>. Теперь на нём были узкие голубые брюки из хлопковой ткани,</w:t>
-      </w:r>
-      <w:r>
-        <w:t xml:space="preserve"> очень напоминавшие обычные джинсы,</w:t>
+        <w:t>. Теперь на нём были узкие голубые брюки из хлопковой ткани</w:t>
+      </w:r>
+      <w:r>
+        <w:t>,</w:t>
       </w:r>
       <w:r>
         <w:t xml:space="preserve"> мягкий бежев</w:t>
@@ -2038,12 +2038,12 @@
     </w:p>
     <w:p>
       <w:r>
+        <w:t xml:space="preserve">— Я могу попробовать… Но не уверена, что получится. </w:t>
+      </w:r>
+    </w:p>
+    <w:p>
+      <w:r>
         <w:lastRenderedPageBreak/>
-        <w:t xml:space="preserve">— Я могу попробовать… Но не уверена, что получится. </w:t>
-      </w:r>
-    </w:p>
-    <w:p>
-      <w:r>
         <w:t>Она вздохнула и, всё ещё немного смущаясь посмотрела на колдуна.</w:t>
       </w:r>
     </w:p>
@@ -2771,6 +2771,7 @@
   <w:style w:type="character" w:default="1" w:styleId="DefaultParagraphFont">
     <w:name w:val="Default Paragraph Font"/>
     <w:uiPriority w:val="1"/>
+    <w:semiHidden/>
     <w:unhideWhenUsed/>
   </w:style>
   <w:style w:type="table" w:default="1" w:styleId="TableNormal">
